--- a/public/downloads/przykladowa-praca-magisterska-politologia.docx
+++ b/public/downloads/przykladowa-praca-magisterska-politologia.docx
@@ -112,7 +112,7 @@
         <w:t xml:space="preserve">(analiza systemu/instytucji w oparciu o dokumenty i dane) z przykładową treścią i komentarzami. Niebieskie adnotacje opisują funkcję każdej części — usuń je w swojej pracy. Zwróć uwagę na tezę, metodę analizy (systemowa, instytucjonalna) i pracę ze źródłami (akty, dokumenty programowe, dane PKW). Pełne poradniki: praca-magisterska.pl/poradniki/</w:t>
       </w:r>
     </w:p>
-    <w:bookmarkStart w:id="20" w:name="streszczenie"/>
+    <w:bookmarkStart w:id="9" w:name="_streszczenie"/>
     <w:p>
       <w:pPr>
         <w:pStyle w:val="Heading1"/>
@@ -147,8 +147,8 @@
         <w:t xml:space="preserve">system partyjny, polaryzacja, wybory, system polityczny, Polska.</w:t>
       </w:r>
     </w:p>
-    <w:bookmarkEnd w:id="20"/>
-    <w:bookmarkStart w:id="21" w:name="spis-treści"/>
+    <w:bookmarkEnd w:id="9"/>
+    <w:bookmarkStart w:id="10" w:name="_68349d0c7d64ae346c98bcec9a8185b5790f4f0"/>
     <w:p>
       <w:pPr>
         <w:pStyle w:val="Heading1"/>
@@ -289,8 +289,8 @@
         <w:t xml:space="preserve"> </w:t>
       </w:r>
     </w:p>
-    <w:bookmarkEnd w:id="21"/>
-    <w:bookmarkStart w:id="22" w:name="wstęp"/>
+    <w:bookmarkEnd w:id="10"/>
+    <w:bookmarkStart w:id="11" w:name="_wstęp"/>
     <w:p>
       <w:pPr>
         <w:pStyle w:val="Heading1"/>
@@ -309,10 +309,26 @@
     </w:p>
     <w:p>
       <w:pPr>
+        <w:pStyle w:val="FirstParagraph"/>
+      </w:pPr>
+      <w:r>
+        <w:t xml:space="preserve">System partyjny jest jednym z głównych elementów systemu politycznego, decydującym o jakości reprezentacji i stabilności rządów. Po 2015 roku polski system partyjny przeszedł istotne zmiany, których analiza pozwala lepiej zrozumieć dynamikę polskiej polityki.</w:t>
+      </w:r>
+    </w:p>
+    <w:p>
+      <w:pPr>
+        <w:pStyle w:val="Anno"/>
+      </w:pPr>
+      <w:r>
+        <w:t xml:space="preserve">[Akapit 2 — przedmiot, cel i TEZA. W pracy analitycznej stawia się tezę.]</w:t>
+      </w:r>
+    </w:p>
+    <w:p>
+      <w:pPr>
         <w:pStyle w:val="BodyText"/>
       </w:pPr>
       <w:r>
-        <w:t xml:space="preserve">System partyjny jest jednym z głównych elementów systemu politycznego, decydującym o jakości reprezentacji i stabilności rządów. Po 2015 roku polski system partyjny przeszedł istotne zmiany, których analiza pozwala lepiej zrozumieć dynamikę polskiej polityki.</w:t>
+        <w:t xml:space="preserve">Celem pracy jest charakterystyka funkcjonowania systemu partyjnego w Polsce po 2015 roku. Postawiono tezę o postępującej polaryzacji i koncentracji rywalizacji wokół dwóch bloków politycznych.</w:t>
       </w:r>
     </w:p>
     <w:p>
@@ -320,7 +336,7 @@
         <w:pStyle w:val="Anno"/>
       </w:pPr>
       <w:r>
-        <w:t xml:space="preserve">[Akapit 2 — przedmiot, cel i TEZA. W pracy analitycznej stawia się tezę.]</w:t>
+        <w:t xml:space="preserve">[Akapit 3 — metoda i baza źródłowa oraz struktura.]</w:t>
       </w:r>
     </w:p>
     <w:p>
@@ -328,27 +344,11 @@
         <w:pStyle w:val="BodyText"/>
       </w:pPr>
       <w:r>
-        <w:t xml:space="preserve">Celem pracy jest charakterystyka funkcjonowania systemu partyjnego w Polsce po 2015 roku. Postawiono tezę o postępującej polaryzacji i koncentracji rywalizacji wokół dwóch bloków politycznych.</w:t>
-      </w:r>
-    </w:p>
-    <w:p>
-      <w:pPr>
-        <w:pStyle w:val="Anno"/>
-      </w:pPr>
-      <w:r>
-        <w:t xml:space="preserve">[Akapit 3 — metoda i baza źródłowa oraz struktura.]</w:t>
-      </w:r>
-    </w:p>
-    <w:p>
-      <w:pPr>
-        <w:pStyle w:val="BodyText"/>
-      </w:pPr>
-      <w:r>
         <w:t xml:space="preserve">Zastosowano metodę analizy systemowej i instytucjonalnej, opartą na aktach prawnych, dokumentach programowych partii i danych wyborczych PKW. Praca składa się z części teoretycznej, metodologicznej i analitycznej.</w:t>
       </w:r>
     </w:p>
-    <w:bookmarkEnd w:id="22"/>
-    <w:bookmarkStart w:id="25" w:name="rozdział-2.-założenia-metodologiczne"/>
+    <w:bookmarkEnd w:id="11"/>
+    <w:bookmarkStart w:id="14" w:name="_560e2324233a16f47ff5b5c9bf390bd172a36e9"/>
     <w:p>
       <w:pPr>
         <w:pStyle w:val="Heading1"/>
@@ -357,7 +357,7 @@
         <w:t xml:space="preserve">Rozdział 2. Założenia metodologiczne</w:t>
       </w:r>
     </w:p>
-    <w:bookmarkStart w:id="23" w:name="cel-problemy-i-teza"/>
+    <w:bookmarkStart w:id="12" w:name="_303227d2bcdba5ede0ac8b52c053fe320ac28db"/>
     <w:p>
       <w:pPr>
         <w:pStyle w:val="Heading2"/>
@@ -416,8 +416,8 @@
         <w:t xml:space="preserve">system zmierza ku utrwalonej dwublokowości i polaryzacji.</w:t>
       </w:r>
     </w:p>
-    <w:bookmarkEnd w:id="23"/>
-    <w:bookmarkStart w:id="24" w:name="metoda-i-baza-źródłowa"/>
+    <w:bookmarkEnd w:id="12"/>
+    <w:bookmarkStart w:id="13" w:name="_522a559fdcdb14d6de33761b32905e06f403421"/>
     <w:p>
       <w:pPr>
         <w:pStyle w:val="Heading2"/>
@@ -436,15 +436,15 @@
     </w:p>
     <w:p>
       <w:pPr>
-        <w:pStyle w:val="BodyText"/>
+        <w:pStyle w:val="FirstParagraph"/>
       </w:pPr>
       <w:r>
         <w:t xml:space="preserve">W pracy wykorzystano metodę analizy systemowej i instytucjonalnej. Bazę źródłową stanowią: Konstytucja RP i Kodeks wyborczy, programy partii politycznych oraz dane Państwowej Komisji Wyborczej z wyborów 2015–2023.</w:t>
       </w:r>
     </w:p>
-    <w:bookmarkEnd w:id="24"/>
-    <w:bookmarkEnd w:id="25"/>
-    <w:bookmarkStart w:id="28" w:name="Xa3db8c8f8251aa6d2b040e18ae61c85280ab43f"/>
+    <w:bookmarkEnd w:id="13"/>
+    <w:bookmarkEnd w:id="14"/>
+    <w:bookmarkStart w:id="17" w:name="_a3db8c8f8251aa6d2b040e18ae61c85280ab43f"/>
     <w:p>
       <w:pPr>
         <w:pStyle w:val="Heading1"/>
@@ -453,7 +453,7 @@
         <w:t xml:space="preserve">Rozdział 3. System partyjny w Polsce po 2015 roku — analiza</w:t>
       </w:r>
     </w:p>
-    <w:bookmarkStart w:id="26" w:name="format-systemu-i-wyniki-wyborcze"/>
+    <w:bookmarkStart w:id="15" w:name="_fcd828a97c475a22ffdd6b190fcd7932be36d71"/>
     <w:p>
       <w:pPr>
         <w:pStyle w:val="Heading2"/>
@@ -594,7 +594,7 @@
     </w:tbl>
     <w:p>
       <w:pPr>
-        <w:pStyle w:val="BodyText"/>
+        <w:pStyle w:val="FirstParagraph"/>
       </w:pPr>
       <w:r>
         <w:rPr>
@@ -612,8 +612,8 @@
         <w:t xml:space="preserve">[W politologii analitycznej dane (wyborcze, sondażowe) służą jako materiał do analizy zjawiska, nie jako pełne badanie empiryczne. Interpretuj je w kategoriach teorii systemów partyjnych.]</w:t>
       </w:r>
     </w:p>
-    <w:bookmarkEnd w:id="26"/>
-    <w:bookmarkStart w:id="27" w:name="polaryzacja-i-mechanizm-rywalizacji"/>
+    <w:bookmarkEnd w:id="15"/>
+    <w:bookmarkStart w:id="16" w:name="_ec7169884c03fa7c613ec72426f1ca9ff12b3b6"/>
     <w:p>
       <w:pPr>
         <w:pStyle w:val="Heading2"/>
@@ -630,9 +630,9 @@
         <w:t xml:space="preserve">Rosnący udział dwóch bloków oraz spadek znaczenia ugrupowań centrowych świadczą o pogłębiającej się polaryzacji, co potwierdza tezę pracy.</w:t>
       </w:r>
     </w:p>
-    <w:bookmarkEnd w:id="27"/>
-    <w:bookmarkEnd w:id="28"/>
-    <w:bookmarkStart w:id="29" w:name="zakończenie"/>
+    <w:bookmarkEnd w:id="16"/>
+    <w:bookmarkEnd w:id="17"/>
+    <w:bookmarkStart w:id="18" w:name="_zakończenie"/>
     <w:p>
       <w:pPr>
         <w:pStyle w:val="Heading1"/>
@@ -649,8 +649,8 @@
         <w:t xml:space="preserve">Analiza potwierdziła tezę o koncentracji i polaryzacji systemu partyjnego w Polsce po 2015 roku. Utrwalenie dwublokowości ma konsekwencje dla reprezentacji mniejszych ugrupowań i jakości debaty publicznej. Ograniczeniem analizy jest krótki horyzont czasowy, co wyznacza kierunek dalszych badań.</w:t>
       </w:r>
     </w:p>
-    <w:bookmarkEnd w:id="29"/>
-    <w:bookmarkStart w:id="30" w:name="bibliografia"/>
+    <w:bookmarkEnd w:id="18"/>
+    <w:bookmarkStart w:id="19" w:name="_bibliografia"/>
     <w:p>
       <w:pPr>
         <w:pStyle w:val="Heading1"/>
@@ -717,8 +717,8 @@
         <w:t xml:space="preserve">. Gdańsk.</w:t>
       </w:r>
     </w:p>
-    <w:bookmarkEnd w:id="30"/>
-    <w:bookmarkStart w:id="34" w:name="wykaz-źródeł"/>
+    <w:bookmarkEnd w:id="19"/>
+    <w:bookmarkStart w:id="24" w:name="_b20847755d9ba1a59a4177bdfb05933e72b5ae6"/>
     <w:p>
       <w:pPr>
         <w:pStyle w:val="Heading1"/>
@@ -770,7 +770,7 @@
     </w:p>
     <w:p>
       <w:pPr>
-        <w:pStyle w:val="BodyText"/>
+        <w:pStyle w:val="FirstParagraph"/>
       </w:pPr>
       <w:r>
         <w:t xml:space="preserve">Wzór przygotowała redakcja serwisu</w:t>
@@ -798,7 +798,7 @@
           <w:b/>
           <w:bCs/>
         </w:rPr>
-        <w:t xml:space="preserve">Smart-Edu.ai — pierwsza wersja pracy w kilka godzin, nie w kilka miesięcy</w:t>
+        <w:t xml:space="preserve">„Jak napisać pracę magisterską z politologii” — przewodnik do tego wzoru</w:t>
       </w:r>
     </w:p>
     <w:p>
@@ -806,21 +806,21 @@
         <w:pStyle w:val="Note"/>
       </w:pPr>
       <w:r>
-        <w:t xml:space="preserve">Podajesz temat, kierunek studiów i wytyczne promotora, a sztuczna inteligencja generuje unikalny, gotowy do edycji tekst: z poprawną strukturą rozdziałów, przypisami i bibliografią. Rejestracja jest darmowa, płacisz wyłącznie za wygenerowany tekst.</w:t>
+        <w:t xml:space="preserve">Wzór pokazuje układ pracy. Przewodnik pokazuje, jak wypełnić każdy rozdział treścią: dobór metody i narzędzi, analiza wyników, typowe uwagi recenzentów. PDF + EPUB, 49 zł, dostęp od razu po płatności.</w:t>
       </w:r>
     </w:p>
     <w:p>
       <w:pPr>
         <w:pStyle w:val="Note"/>
       </w:pPr>
-      <w:hyperlink r:id="rId31">
+      <w:hyperlink r:id="rId20">
         <w:r>
           <w:rPr>
             <w:rStyle w:val="Hyperlink"/>
             <w:b/>
             <w:bCs/>
           </w:rPr>
-          <w:t xml:space="preserve">www.smart-edu.ai/pl/masters-thesis</w:t>
+          <w:t xml:space="preserve">praca-magisterska.pl/sklep/jak-napisac-prace-magisterska-z-politologii/</w:t>
         </w:r>
       </w:hyperlink>
     </w:p>
@@ -829,35 +829,50 @@
         <w:pStyle w:val="BodyText"/>
       </w:pPr>
       <w:r>
-        <w:t xml:space="preserve">Wolisz napisać pracę w pełni samodzielnie? Pomoże Ci ebook</w:t>
-      </w:r>
-      <w:r>
-        <w:t xml:space="preserve"> </w:t>
-      </w:r>
-      <w:r>
-        <w:rPr>
-          <w:b/>
-          <w:bCs/>
-        </w:rPr>
-        <w:t xml:space="preserve">„Jak napisać pracę magisterską. Kompletny przewodnik od A do Z”</w:t>
-      </w:r>
-      <w:r>
-        <w:t xml:space="preserve"> </w:t>
-      </w:r>
-      <w:r>
-        <w:t xml:space="preserve">— 250 stron praktycznych wskazówek, szablonów i checklist, z rozdziałem o etycznym korzystaniu z AI:</w:t>
-      </w:r>
-      <w:r>
-        <w:t xml:space="preserve"> </w:t>
-      </w:r>
-      <w:hyperlink r:id="rId32">
+        <w:t xml:space="preserve">Chcesz zobaczyć kompletną pracę z przypisami i bibliografią? Zajrzyj do</w:t>
+      </w:r>
+      <w:r>
+        <w:t xml:space="preserve"> </w:t>
+      </w:r>
+      <w:hyperlink r:id="rId21">
         <w:r>
           <w:rPr>
             <w:rStyle w:val="Hyperlink"/>
           </w:rPr>
-          <w:t xml:space="preserve">www.praca-magisterska.pl/sklep/praca-magisterska-ebook/</w:t>
+          <w:t xml:space="preserve">katalogu gotowych prac wzorcowych</w:t>
         </w:r>
       </w:hyperlink>
+      <w:r>
+        <w:t xml:space="preserve"> </w:t>
+      </w:r>
+      <w:r>
+        <w:t xml:space="preserve">(59 zł za pracę).</w:t>
+      </w:r>
+    </w:p>
+    <w:p>
+      <w:pPr>
+        <w:pStyle w:val="BodyText"/>
+      </w:pPr>
+      <w:r>
+        <w:t xml:space="preserve">Generator</w:t>
+      </w:r>
+      <w:r>
+        <w:t xml:space="preserve"> </w:t>
+      </w:r>
+      <w:hyperlink r:id="rId22">
+        <w:r>
+          <w:rPr>
+            <w:rStyle w:val="Hyperlink"/>
+          </w:rPr>
+          <w:t xml:space="preserve">Smart-Edu.ai</w:t>
+        </w:r>
+      </w:hyperlink>
+      <w:r>
+        <w:t xml:space="preserve"> </w:t>
+      </w:r>
+      <w:r>
+        <w:t xml:space="preserve">przygotuje pierwszą wersję tekstu z pomocą sztucznej inteligencji, jeśli wolisz zacząć od szkicu.</w:t>
+      </w:r>
     </w:p>
     <w:p>
       <w:pPr>
@@ -873,7 +888,7 @@
       <w:r>
         <w:t xml:space="preserve"> </w:t>
       </w:r>
-      <w:hyperlink r:id="rId33">
+      <w:hyperlink r:id="rId23">
         <w:r>
           <w:rPr>
             <w:rStyle w:val="Hyperlink"/>
@@ -884,7 +899,7 @@
         </w:r>
       </w:hyperlink>
     </w:p>
-    <w:bookmarkEnd w:id="34"/>
+    <w:bookmarkEnd w:id="24"/>
     <w:sectPr/>
   </w:body>
 </w:document>
